--- a/produksjon_farrisbrua/05_Sikkerhetsinstruks_B43_Farrisbrua.docx
+++ b/produksjon_farrisbrua/05_Sikkerhetsinstruks_B43_Farrisbrua.docx
@@ -1253,7 +1253,6 @@
         </w:tc>
       </w:tr>
     </w:tbl>
-    <w:p/>
     <w:sectPr>
       <w:pgSz w:w="12240" w:h="15840"/>
       <w:pgMar w:top="879" w:right="935" w:bottom="822" w:left="935" w:header="720" w:footer="720" w:gutter="0"/>
